--- a/docs/SESSION_AUDIT_GNI_S36.docx
+++ b/docs/SESSION_AUDIT_GNI_S36.docx
@@ -88,7 +88,7 @@
                 <w:sz w:val="20"/>
                 <w:szCs w:val="20"/>
               </w:rPr>
-              <w:t xml:space="preserve">S36: Scoring System Overhaul + Compatibility Audit + LR-100 (23 commits)</w:t>
+              <w:t xml:space="preserve">S36: Scoring System Overhaul + Compatibility Audit + GNI-L-016 (23 commits)</w:t>
             </w:r>
           </w:p>
           <w:p>
@@ -1173,7 +1173,7 @@
         <w:pStyle w:val="Heading2"/>
       </w:pPr>
       <w:r>
-        <w:t xml:space="preserve">3. S36 Commits — Scoring + Compatibility + LR-100</w:t>
+        <w:t xml:space="preserve">3. S36 Commits — Scoring + Compatibility + GNI-L-016</w:t>
       </w:r>
     </w:p>
     <w:tbl>
@@ -1864,7 +1864,7 @@
                 <w:sz w:val="20"/>
                 <w:szCs w:val="20"/>
               </w:rPr>
-              <w:t xml:space="preserve">phi_compatibility_check.md created — LR-099 gate</w:t>
+              <w:t xml:space="preserve">phi_compatibility_check.md created — GNI-L-011 gate</w:t>
             </w:r>
           </w:p>
         </w:tc>
@@ -1947,7 +1947,7 @@
                 <w:sz w:val="20"/>
                 <w:szCs w:val="20"/>
               </w:rPr>
-              <w:t xml:space="preserve">GNI_RULES.md created — LR-091, GNI-R-241, LR-099 registered</w:t>
+              <w:t xml:space="preserve">GNI_RULES.md created — GNI-L-002, GNI-R-241, GNI-L-011 registered</w:t>
             </w:r>
           </w:p>
         </w:tc>
@@ -2501,7 +2501,7 @@
                 <w:sz w:val="20"/>
                 <w:szCs w:val="20"/>
               </w:rPr>
-              <w:t xml:space="preserve">LR-100</w:t>
+              <w:t xml:space="preserve">GNI-L-016</w:t>
             </w:r>
           </w:p>
         </w:tc>
@@ -2584,7 +2584,7 @@
                 <w:sz w:val="20"/>
                 <w:szCs w:val="20"/>
               </w:rPr>
-              <w:t xml:space="preserve">LR-100</w:t>
+              <w:t xml:space="preserve">GNI-L-016</w:t>
             </w:r>
           </w:p>
         </w:tc>
@@ -2667,7 +2667,7 @@
                 <w:sz w:val="20"/>
                 <w:szCs w:val="20"/>
               </w:rPr>
-              <w:t xml:space="preserve">LR-100</w:t>
+              <w:t xml:space="preserve">GNI-L-016</w:t>
             </w:r>
           </w:p>
         </w:tc>
@@ -4511,7 +4511,7 @@
         <w:pStyle w:val="Heading2"/>
       </w:pPr>
       <w:r>
-        <w:t xml:space="preserve">6. New Rule: LR-100 — Dependency Verification Gate</w:t>
+        <w:t xml:space="preserve">6. New Rule: GNI-L-016 — Dependency Verification Gate</w:t>
       </w:r>
     </w:p>
     <w:tbl>
@@ -4554,7 +4554,7 @@
                 <w:sz w:val="20"/>
                 <w:szCs w:val="20"/>
               </w:rPr>
-              <w:t xml:space="preserve">LR-100 (May 24 2026): After changing X, before declaring done — name every Y that depends on X</w:t>
+              <w:t xml:space="preserve">GNI-L-016 (May 24 2026): After changing X, before declaring done — name every Y that depends on X</w:t>
             </w:r>
           </w:p>
           <w:p>
@@ -4624,7 +4624,7 @@
                 <w:sz w:val="20"/>
                 <w:szCs w:val="20"/>
               </w:rPr>
-              <w:t xml:space="preserve">This was the first application of LR-100 and it found a real bug.</w:t>
+              <w:t xml:space="preserve">This was the first application of GNI-L-016 and it found a real bug.</w:t>
             </w:r>
           </w:p>
         </w:tc>
@@ -4649,7 +4649,7 @@
           <w:b/>
           <w:bCs/>
         </w:rPr>
-        <w:t xml:space="preserve">From reading all session records with LR-100 lens:</w:t>
+        <w:t xml:space="preserve">From reading all session records with GNI-L-016 lens:</w:t>
       </w:r>
     </w:p>
     <w:p>
@@ -5180,7 +5180,7 @@
         <w:pStyle w:val="Heading2"/>
       </w:pPr>
       <w:r>
-        <w:t xml:space="preserve">10. LR-100 Audit — All Past Sessions (Outstanding)</w:t>
+        <w:t xml:space="preserve">10. GNI-L-016 Audit — All Past Sessions (Outstanding)</w:t>
       </w:r>
     </w:p>
     <w:tbl>
@@ -5598,7 +5598,7 @@
                 <w:sz w:val="20"/>
                 <w:szCs w:val="20"/>
               </w:rPr>
-              <w:t xml:space="preserve">LENS S2-B/S3-B Gemini 429 — needs new Google accounts</w:t>
+              <w:t xml:space="preserve">Partner B S2-B/S3-B Gemini 429 — needs new Google accounts</w:t>
             </w:r>
           </w:p>
         </w:tc>
@@ -5625,7 +5625,7 @@
                 <w:sz w:val="20"/>
                 <w:szCs w:val="20"/>
               </w:rPr>
-              <w:t xml:space="preserve">LENS session</w:t>
+              <w:t xml:space="preserve">Partner B session</w:t>
             </w:r>
           </w:p>
         </w:tc>
@@ -5708,7 +5708,7 @@
                 <w:sz w:val="20"/>
                 <w:szCs w:val="20"/>
               </w:rPr>
-              <w:t xml:space="preserve">lens_quota_ledger table — flagged LENS-015, never confirmed</w:t>
+              <w:t xml:space="preserve">lens_quota_ledger table — flagged Partner B, never confirmed</w:t>
             </w:r>
           </w:p>
         </w:tc>
@@ -5735,7 +5735,7 @@
                 <w:sz w:val="20"/>
                 <w:szCs w:val="20"/>
               </w:rPr>
-              <w:t xml:space="preserve">LENS session</w:t>
+              <w:t xml:space="preserve">Partner B session</w:t>
             </w:r>
           </w:p>
         </w:tc>
@@ -5762,7 +5762,7 @@
                 <w:sz w:val="20"/>
                 <w:szCs w:val="20"/>
               </w:rPr>
-              <w:t xml:space="preserve">SELECT * FROM lens_quota_ledger LIMIT 1 in Project Lens Supabase</w:t>
+              <w:t xml:space="preserve">SELECT * FROM lens_quota_ledger LIMIT 1 in Partner B Supabase</w:t>
             </w:r>
           </w:p>
         </w:tc>
@@ -5845,7 +5845,7 @@
                 <w:sz w:val="20"/>
                 <w:szCs w:val="20"/>
               </w:rPr>
-              <w:t xml:space="preserve">LENS session</w:t>
+              <w:t xml:space="preserve">Partner B session</w:t>
             </w:r>
           </w:p>
         </w:tc>
